--- a/KashiDharshan_Full_Audit_Report.docx
+++ b/KashiDharshan_Full_Audit_Report.docx
@@ -17,7 +17,7 @@
         <w:rPr>
           <w:sz w:val="20"/>
         </w:rPr>
-        <w:t>Domain: https://www.kashidharshan.com/ | Date: 30 September 2026 | Auditor: Antigravity Team</w:t>
+        <w:t>Domain: https://www.kashidharshan.com/ | Date: 1 October 2026 | Auditor: Antigravity Team</w:t>
       </w:r>
     </w:p>
     <w:p>

--- a/KashiDharshan_Full_Audit_Report.docx
+++ b/KashiDharshan_Full_Audit_Report.docx
@@ -17,7 +17,7 @@
         <w:rPr>
           <w:sz w:val="20"/>
         </w:rPr>
-        <w:t>Domain: https://www.kashidharshan.com/ | Date: 1 October 2026 | Auditor: Antigravity Team</w:t>
+        <w:t>Domain: https://www.kashidharshan.com/ | Date: 4 October 2026 | Auditor: Antigravity Team</w:t>
       </w:r>
     </w:p>
     <w:p>

--- a/KashiDharshan_Full_Audit_Report.docx
+++ b/KashiDharshan_Full_Audit_Report.docx
@@ -17,7 +17,7 @@
         <w:rPr>
           <w:sz w:val="20"/>
         </w:rPr>
-        <w:t>Domain: https://www.kashidharshan.com/ | Date: 4 October 2026 | Auditor: Antigravity Team</w:t>
+        <w:t>Domain: https://www.kashidharshan.com/ | Date: 5 October 2026 | Auditor: Antigravity Team</w:t>
       </w:r>
     </w:p>
     <w:p>

--- a/KashiDharshan_Full_Audit_Report.docx
+++ b/KashiDharshan_Full_Audit_Report.docx
@@ -17,7 +17,7 @@
         <w:rPr>
           <w:sz w:val="20"/>
         </w:rPr>
-        <w:t>Domain: https://www.kashidharshan.com/ | Date: 5 October 2026 | Auditor: Antigravity Team</w:t>
+        <w:t>Domain: https://www.kashidharshan.com/ | Date: 6 October 2026 | Auditor: Antigravity Team</w:t>
       </w:r>
     </w:p>
     <w:p>

--- a/KashiDharshan_Full_Audit_Report.docx
+++ b/KashiDharshan_Full_Audit_Report.docx
@@ -17,7 +17,7 @@
         <w:rPr>
           <w:sz w:val="20"/>
         </w:rPr>
-        <w:t>Domain: https://www.kashidharshan.com/ | Date: 6 October 2026 | Auditor: Antigravity Team</w:t>
+        <w:t>Domain: https://www.kashidharshan.com/ | Date: 7 October 2026 | Auditor: Antigravity Team</w:t>
       </w:r>
     </w:p>
     <w:p>
